--- a/public/assets/template/docx/surat_ket_belum_akta_nikah.docx
+++ b/public/assets/template/docx/surat_ket_belum_akta_nikah.docx
@@ -44,7 +44,7 @@
         <w:pStyle w:val="BodyText"/>
       </w:pPr>
       <w:r>
-        <w:t xml:space="preserve">N a m a : $IBU_NAMA</w:t>
+        <w:t xml:space="preserve">N a m a : ${IBU_NAMA}</w:t>
       </w:r>
     </w:p>
     <w:p>
@@ -52,7 +52,7 @@
         <w:pStyle w:val="BodyText"/>
       </w:pPr>
       <w:r>
-        <w:t xml:space="preserve">Tempat &amp; Tgl Lahir(umur) : $IBU_TTL ($IBU_USIA)</w:t>
+        <w:t xml:space="preserve">Tempat &amp; Tgl Lahir(umur) : ${IBU_TTL} (${IBU_USIA})</w:t>
       </w:r>
     </w:p>
     <w:p>
@@ -60,7 +60,7 @@
         <w:pStyle w:val="BodyText"/>
       </w:pPr>
       <w:r>
-        <w:t xml:space="preserve">Pekerjaan : $IBU_PEKERJAAN</w:t>
+        <w:t xml:space="preserve">Pekerjaan : ${IBU_PEKERJAAN}</w:t>
       </w:r>
     </w:p>
     <w:p>
@@ -68,7 +68,7 @@
         <w:pStyle w:val="BodyText"/>
       </w:pPr>
       <w:r>
-        <w:t xml:space="preserve">Agama : $IBU_AGAMA</w:t>
+        <w:t xml:space="preserve">Agama : ${IBU_AGAMA}</w:t>
       </w:r>
     </w:p>
     <w:p>
@@ -76,7 +76,7 @@
         <w:pStyle w:val="BodyText"/>
       </w:pPr>
       <w:r>
-        <w:t xml:space="preserve">A l a m a t : $IBU_ALAMAT Kalurahan $NAMA_DES, Kapanewon $NAMA_KEC, Kabupaten $NAMA_KAB</w:t>
+        <w:t xml:space="preserve">A l a m a t : ${IBU_ALAMAT} Kalurahan ${NAMA_DES}, Kapanewon ${NAMA_KEC}, Kabupaten ${NAMA_KAB}</w:t>
       </w:r>
     </w:p>
     <w:p>
@@ -92,7 +92,7 @@
         <w:pStyle w:val="BodyText"/>
       </w:pPr>
       <w:r>
-        <w:t xml:space="preserve">N a m a : $NAMA</w:t>
+        <w:t xml:space="preserve">N a m a : ${NAMA}</w:t>
       </w:r>
     </w:p>
     <w:p>
@@ -100,7 +100,7 @@
         <w:pStyle w:val="BodyText"/>
       </w:pPr>
       <w:r>
-        <w:t xml:space="preserve">Tempat &amp; Tgl Lahir(umur) : $TTL ($USIA)</w:t>
+        <w:t xml:space="preserve">Tempat &amp; Tgl Lahir(umur) : ${TTL} (${USIA})</w:t>
       </w:r>
     </w:p>
     <w:p>
@@ -108,7 +108,7 @@
         <w:pStyle w:val="BodyText"/>
       </w:pPr>
       <w:r>
-        <w:t xml:space="preserve">Pekerjaan : $PEKERJAAN</w:t>
+        <w:t xml:space="preserve">Pekerjaan : ${PEKERJAAN}</w:t>
       </w:r>
     </w:p>
     <w:p>
@@ -116,7 +116,7 @@
         <w:pStyle w:val="BodyText"/>
       </w:pPr>
       <w:r>
-        <w:t xml:space="preserve">Agama : $AGAMA</w:t>
+        <w:t xml:space="preserve">Agama : ${AGAMA}</w:t>
       </w:r>
     </w:p>
     <w:p>
@@ -124,7 +124,7 @@
         <w:pStyle w:val="BodyText"/>
       </w:pPr>
       <w:r>
-        <w:t xml:space="preserve">A l a m a t : $ALAMAT Kalurahan $NAMA_DES, Kapanewon $NAMA_KEC, Kabupaten $NAMA_KAB</w:t>
+        <w:t xml:space="preserve">A l a m a t : ${ALAMAT} Kalurahan ${NAMA_DES}, Kapanewon ${NAMA_KEC}, Kabupaten ${NAMA_KAB}</w:t>
       </w:r>
     </w:p>
     <w:p>
@@ -132,7 +132,7 @@
         <w:pStyle w:val="BodyText"/>
       </w:pPr>
       <w:r>
-        <w:t xml:space="preserve">pernah menikah secara agama islam di Kalurahan $NAMA_DES, Kapanewon $NAMA_KEC, Kabupaten $NAMA_KAB pada Tahun $NOMOR_SURAT dengan seorang Perempuan :</w:t>
+        <w:t xml:space="preserve">pernah menikah secara agama islam di Kalurahan ${NAMA_DES}, Kapanewon ${NAMA_KEC}, Kabupaten ${NAMA_KAB} pada Tahun ${NOMOR_SURAT} dengan seorang Perempuan :</w:t>
       </w:r>
     </w:p>
     <w:p>
@@ -140,7 +140,7 @@
         <w:pStyle w:val="BodyText"/>
       </w:pPr>
       <w:r>
-        <w:t xml:space="preserve">N a m a : $AYAH_NAMA</w:t>
+        <w:t xml:space="preserve">N a m a : ${AYAH_NAMA}</w:t>
       </w:r>
     </w:p>
     <w:p>
@@ -148,7 +148,7 @@
         <w:pStyle w:val="BodyText"/>
       </w:pPr>
       <w:r>
-        <w:t xml:space="preserve">Tempat &amp; Tgl Lahir(umur) : $AYAH_TTL ($AYAH_USIA)</w:t>
+        <w:t xml:space="preserve">Tempat &amp; Tgl Lahir(umur) : ${AYAH_TTL} (${AYAH_USIA})</w:t>
       </w:r>
     </w:p>
     <w:p>
@@ -156,7 +156,7 @@
         <w:pStyle w:val="BodyText"/>
       </w:pPr>
       <w:r>
-        <w:t xml:space="preserve">Pekerjaan : $AYAH_PEKERJAAN</w:t>
+        <w:t xml:space="preserve">Pekerjaan : ${AYAH_PEKERJAAN}</w:t>
       </w:r>
     </w:p>
     <w:p>
@@ -164,7 +164,7 @@
         <w:pStyle w:val="BodyText"/>
       </w:pPr>
       <w:r>
-        <w:t xml:space="preserve">Agama : $AYAH_AGAMA</w:t>
+        <w:t xml:space="preserve">Agama : ${AYAH_AGAMA}</w:t>
       </w:r>
     </w:p>
     <w:p>
@@ -172,7 +172,7 @@
         <w:pStyle w:val="BodyText"/>
       </w:pPr>
       <w:r>
-        <w:t xml:space="preserve">A l a m a t : $AYAH_ALAMAT Kalurahan $NAMA_DES, Kapanewon $NAMA_KEC, Kabupaten $NAMA_KAB</w:t>
+        <w:t xml:space="preserve">A l a m a t : ${AYAH_ALAMAT} Kalurahan ${NAMA_DES}, Kapanewon ${NAMA_KEC}, Kabupaten ${NAMA_KAB}</w:t>
       </w:r>
     </w:p>
     <w:p>
@@ -299,29 +299,29 @@
               <w:pStyle w:val="BodyText"/>
             </w:pPr>
             <w:r>
-              <w:t xml:space="preserve">$NO</w:t>
-            </w:r>
-          </w:p>
-        </w:tc>
-        <w:tc>
-          <w:tcPr/>
-          <w:p>
-            <w:pPr>
-              <w:pStyle w:val="BodyText"/>
-            </w:pPr>
-            <w:r>
-              <w:t xml:space="preserve">$PX_NAMA</w:t>
-            </w:r>
-          </w:p>
-        </w:tc>
-        <w:tc>
-          <w:tcPr/>
-          <w:p>
-            <w:pPr>
-              <w:pStyle w:val="BodyText"/>
-            </w:pPr>
-            <w:r>
-              <w:t xml:space="preserve">$PX_TTL</w:t>
+              <w:t xml:space="preserve">${NO}</w:t>
+            </w:r>
+          </w:p>
+        </w:tc>
+        <w:tc>
+          <w:tcPr/>
+          <w:p>
+            <w:pPr>
+              <w:pStyle w:val="BodyText"/>
+            </w:pPr>
+            <w:r>
+              <w:t xml:space="preserve">${PX_NAMA}</w:t>
+            </w:r>
+          </w:p>
+        </w:tc>
+        <w:tc>
+          <w:tcPr/>
+          <w:p>
+            <w:pPr>
+              <w:pStyle w:val="BodyText"/>
+            </w:pPr>
+            <w:r>
+              <w:t xml:space="preserve">${PX_TTL}</w:t>
             </w:r>
           </w:p>
         </w:tc>
@@ -412,7 +412,7 @@
               <w:pStyle w:val="FirstParagraph"/>
             </w:pPr>
             <w:r>
-              <w:t xml:space="preserve">$NAMA_DES, $TGL_SURAT</w:t>
+              <w:t xml:space="preserve">${NAMA_DES}, ${TGL_SURAT}</w:t>
             </w:r>
           </w:p>
           <w:p>
@@ -436,7 +436,7 @@
               <w:pStyle w:val="BodyText"/>
             </w:pPr>
             <w:r>
-              <w:t xml:space="preserve">$IBU_NAMA</w:t>
+              <w:t xml:space="preserve">${IBU_NAMA}</w:t>
             </w:r>
           </w:p>
         </w:tc>
@@ -488,31 +488,31 @@
               <w:pStyle w:val="BodyText"/>
             </w:pPr>
             <w:r>
-              <w:t xml:space="preserve">Nama : $SAKSI_BARU1</w:t>
-            </w:r>
-          </w:p>
-          <w:p>
-            <w:pPr>
-              <w:pStyle w:val="BodyText"/>
-            </w:pPr>
-            <w:r>
-              <w:t xml:space="preserve">Umur : $SAKSI_UMUR1</w:t>
-            </w:r>
-          </w:p>
-          <w:p>
-            <w:pPr>
-              <w:pStyle w:val="BodyText"/>
-            </w:pPr>
-            <w:r>
-              <w:t xml:space="preserve">Pekerjaan : $SAKSI_PEKERJAAN1</w:t>
-            </w:r>
-          </w:p>
-          <w:p>
-            <w:pPr>
-              <w:pStyle w:val="BodyText"/>
-            </w:pPr>
-            <w:r>
-              <w:t xml:space="preserve">Alamat : $SAKSI_ALAMAT1</w:t>
+              <w:t xml:space="preserve">Nama : ${SAKSI_BARU1}</w:t>
+            </w:r>
+          </w:p>
+          <w:p>
+            <w:pPr>
+              <w:pStyle w:val="BodyText"/>
+            </w:pPr>
+            <w:r>
+              <w:t xml:space="preserve">Umur : ${SAKSI_UMUR1}</w:t>
+            </w:r>
+          </w:p>
+          <w:p>
+            <w:pPr>
+              <w:pStyle w:val="BodyText"/>
+            </w:pPr>
+            <w:r>
+              <w:t xml:space="preserve">Pekerjaan : ${SAKSI_PEKERJAAN1}</w:t>
+            </w:r>
+          </w:p>
+          <w:p>
+            <w:pPr>
+              <w:pStyle w:val="BodyText"/>
+            </w:pPr>
+            <w:r>
+              <w:t xml:space="preserve">Alamat : ${SAKSI_ALAMAT1}</w:t>
             </w:r>
           </w:p>
           <w:p>
@@ -552,31 +552,31 @@
               <w:pStyle w:val="BodyText"/>
             </w:pPr>
             <w:r>
-              <w:t xml:space="preserve">Nama : $SAKSI_BARU2</w:t>
-            </w:r>
-          </w:p>
-          <w:p>
-            <w:pPr>
-              <w:pStyle w:val="BodyText"/>
-            </w:pPr>
-            <w:r>
-              <w:t xml:space="preserve">Umur : $SAKSI_UMUR2</w:t>
-            </w:r>
-          </w:p>
-          <w:p>
-            <w:pPr>
-              <w:pStyle w:val="BodyText"/>
-            </w:pPr>
-            <w:r>
-              <w:t xml:space="preserve">Pekerjaan : $SAKSI_PEKERJAAN2</w:t>
-            </w:r>
-          </w:p>
-          <w:p>
-            <w:pPr>
-              <w:pStyle w:val="BodyText"/>
-            </w:pPr>
-            <w:r>
-              <w:t xml:space="preserve">Alamat : $SAKSI_ALAMAT2</w:t>
+              <w:t xml:space="preserve">Nama : ${SAKSI_BARU2}</w:t>
+            </w:r>
+          </w:p>
+          <w:p>
+            <w:pPr>
+              <w:pStyle w:val="BodyText"/>
+            </w:pPr>
+            <w:r>
+              <w:t xml:space="preserve">Umur : ${SAKSI_UMUR2}</w:t>
+            </w:r>
+          </w:p>
+          <w:p>
+            <w:pPr>
+              <w:pStyle w:val="BodyText"/>
+            </w:pPr>
+            <w:r>
+              <w:t xml:space="preserve">Pekerjaan : ${SAKSI_PEKERJAAN2}</w:t>
+            </w:r>
+          </w:p>
+          <w:p>
+            <w:pPr>
+              <w:pStyle w:val="BodyText"/>
+            </w:pPr>
+            <w:r>
+              <w:t xml:space="preserve">Alamat : ${SAKSI_ALAMAT2}</w:t>
             </w:r>
           </w:p>
           <w:p>
@@ -635,15 +635,15 @@
               <w:pStyle w:val="BodyText"/>
             </w:pPr>
             <w:r>
-              <w:t xml:space="preserve">Pemerintah Kalurahan $NAMA_DES</w:t>
-            </w:r>
-          </w:p>
-          <w:p>
-            <w:pPr>
-              <w:pStyle w:val="BodyText"/>
-            </w:pPr>
-            <w:r>
-              <w:t xml:space="preserve">$NAMA_PAMONG</w:t>
+              <w:t xml:space="preserve">Pemerintah Kalurahan ${NAMA_DES}</w:t>
+            </w:r>
+          </w:p>
+          <w:p>
+            <w:pPr>
+              <w:pStyle w:val="BodyText"/>
+            </w:pPr>
+            <w:r>
+              <w:t xml:space="preserve">${NAMA_PAMONG}</w:t>
             </w:r>
           </w:p>
         </w:tc>
